--- a/Geometry_DSL_BNF.docx
+++ b/Geometry_DSL_BNF.docx
@@ -280,14 +280,19 @@
       <w:proofErr w:type="spellEnd"/>
       <w:proofErr w:type="gramStart"/>
       <w:r>
-        <w:t>&gt; :</w:t>
-      </w:r>
-      <w:proofErr w:type="gramEnd"/>
-      <w:r>
-        <w:t>: = “for” &lt;identifier&gt; “in” &lt;</w:t>
-      </w:r>
-      <w:r>
-        <w:t xml:space="preserve">expression </w:t>
+        <w:t>&gt; ::=</w:t>
+      </w:r>
+      <w:proofErr w:type="gramEnd"/>
+      <w:r>
+        <w:t xml:space="preserve"> “for” &lt;identifier&gt; “in” &lt;</w:t>
+      </w:r>
+      <w:proofErr w:type="spellStart"/>
+      <w:r>
+        <w:t>shape_collection</w:t>
+      </w:r>
+      <w:proofErr w:type="spellEnd"/>
+      <w:r>
+        <w:t xml:space="preserve"> </w:t>
       </w:r>
       <w:r>
         <w:t>&gt;</w:t>
@@ -527,6 +532,35 @@
       </w:r>
       <w:proofErr w:type="spellStart"/>
       <w:r>
+        <w:t>shape_collection</w:t>
+      </w:r>
+      <w:proofErr w:type="spellEnd"/>
+      <w:proofErr w:type="gramStart"/>
+      <w:r>
+        <w:t>&gt; ::=</w:t>
+      </w:r>
+      <w:proofErr w:type="gramEnd"/>
+      <w:r>
+        <w:t xml:space="preserve"> &lt;</w:t>
+      </w:r>
+      <w:proofErr w:type="spellStart"/>
+      <w:r>
+        <w:t>shape_list</w:t>
+      </w:r>
+      <w:proofErr w:type="spellEnd"/>
+      <w:r>
+        <w:t>&gt; | &lt;identifier&gt;</w:t>
+      </w:r>
+    </w:p>
+    <w:p>
+      <w:pPr>
+        <w:spacing w:line="240" w:lineRule="auto"/>
+      </w:pPr>
+      <w:r>
+        <w:t>&lt;</w:t>
+      </w:r>
+      <w:proofErr w:type="spellStart"/>
+      <w:r>
         <w:t>shape_definition</w:t>
       </w:r>
       <w:proofErr w:type="spellEnd"/>
@@ -891,6 +925,7 @@
         <w:spacing w:line="240" w:lineRule="auto"/>
       </w:pPr>
       <w:r>
+        <w:lastRenderedPageBreak/>
         <w:t>&lt;assignment</w:t>
       </w:r>
       <w:proofErr w:type="gramStart"/>
@@ -907,7 +942,6 @@
         <w:spacing w:line="240" w:lineRule="auto"/>
       </w:pPr>
       <w:r>
-        <w:lastRenderedPageBreak/>
         <w:t>&lt;</w:t>
       </w:r>
       <w:proofErr w:type="spellStart"/>
@@ -1182,14 +1216,11 @@
         <w:t xml:space="preserve">&lt;factor&gt; = </w:t>
       </w:r>
       <w:r>
-        <w:t xml:space="preserve">&lt;number&gt; | &lt;identifier&gt; | &lt;expression&gt; &lt;operator&gt; &lt;expression&gt; </w:t>
-      </w:r>
-    </w:p>
-    <w:p>
-      <w:pPr>
-        <w:spacing w:line="240" w:lineRule="auto"/>
-        <w:ind w:left="1440" w:firstLine="720"/>
-      </w:pPr>
+        <w:t>&lt;number&gt; | &lt;identifier&gt;</w:t>
+      </w:r>
+      <w:r>
+        <w:t xml:space="preserve"> </w:t>
+      </w:r>
       <w:r>
         <w:t>| “</w:t>
       </w:r>
@@ -1292,15 +1323,9 @@
     <w:p>
       <w:pPr>
         <w:spacing w:line="240" w:lineRule="auto"/>
-      </w:pPr>
-      <w:r>
-        <w:tab/>
-      </w:r>
-      <w:r>
-        <w:tab/>
-      </w:r>
-      <w:r>
-        <w:tab/>
+        <w:ind w:left="1440" w:firstLine="720"/>
+      </w:pPr>
+      <w:r>
         <w:t>| “</w:t>
       </w:r>
       <w:proofErr w:type="gramStart"/>
@@ -1395,6 +1420,53 @@
         <w:spacing w:line="240" w:lineRule="auto"/>
       </w:pPr>
       <w:r>
+        <w:t>&lt;</w:t>
+      </w:r>
+      <w:proofErr w:type="spellStart"/>
+      <w:r>
+        <w:t>add_operator</w:t>
+      </w:r>
+      <w:proofErr w:type="spellEnd"/>
+      <w:proofErr w:type="gramStart"/>
+      <w:r>
+        <w:t>&gt; ::=</w:t>
+      </w:r>
+      <w:proofErr w:type="gramEnd"/>
+      <w:r>
+        <w:t xml:space="preserve"> “+” | “</w:t>
+      </w:r>
+      <w:proofErr w:type="gramStart"/>
+      <w:r>
+        <w:t>-“</w:t>
+      </w:r>
+      <w:proofErr w:type="gramEnd"/>
+    </w:p>
+    <w:p>
+      <w:pPr>
+        <w:spacing w:line="240" w:lineRule="auto"/>
+      </w:pPr>
+      <w:r>
+        <w:t>&lt;</w:t>
+      </w:r>
+      <w:proofErr w:type="spellStart"/>
+      <w:r>
+        <w:t>multiply_operator</w:t>
+      </w:r>
+      <w:proofErr w:type="spellEnd"/>
+      <w:proofErr w:type="gramStart"/>
+      <w:r>
+        <w:t>&gt; ::=</w:t>
+      </w:r>
+      <w:proofErr w:type="gramEnd"/>
+      <w:r>
+        <w:t xml:space="preserve"> “*” | “/”</w:t>
+      </w:r>
+    </w:p>
+    <w:p>
+      <w:pPr>
+        <w:spacing w:line="240" w:lineRule="auto"/>
+      </w:pPr>
+      <w:r>
         <w:t>&lt;operator</w:t>
       </w:r>
       <w:proofErr w:type="gramStart"/>
@@ -1403,15 +1475,23 @@
       </w:r>
       <w:proofErr w:type="gramEnd"/>
       <w:r>
-        <w:t xml:space="preserve"> “+” | “</w:t>
-      </w:r>
-      <w:proofErr w:type="gramStart"/>
-      <w:r>
-        <w:t>-“ |</w:t>
-      </w:r>
-      <w:proofErr w:type="gramEnd"/>
-      <w:r>
-        <w:t xml:space="preserve"> “*” | “/”</w:t>
+        <w:t xml:space="preserve"> &lt;</w:t>
+      </w:r>
+      <w:proofErr w:type="spellStart"/>
+      <w:r>
+        <w:t>add_operator</w:t>
+      </w:r>
+      <w:proofErr w:type="spellEnd"/>
+      <w:r>
+        <w:t>&gt; | &lt;</w:t>
+      </w:r>
+      <w:proofErr w:type="spellStart"/>
+      <w:r>
+        <w:t>multiply_operator</w:t>
+      </w:r>
+      <w:proofErr w:type="spellEnd"/>
+      <w:r>
+        <w:t>&gt;</w:t>
       </w:r>
     </w:p>
     <w:p>
@@ -1511,6 +1591,25 @@
         <w:spacing w:line="240" w:lineRule="auto"/>
       </w:pPr>
       <w:r>
+        <w:t>&lt;real</w:t>
+      </w:r>
+      <w:proofErr w:type="gramStart"/>
+      <w:r>
+        <w:t>&gt; ::=</w:t>
+      </w:r>
+      <w:proofErr w:type="gramEnd"/>
+      <w:r>
+        <w:t xml:space="preserve"> </w:t>
+      </w:r>
+      <w:r>
+        <w:t>&lt;integer&gt; “.” &lt;digits&gt;</w:t>
+      </w:r>
+    </w:p>
+    <w:p>
+      <w:pPr>
+        <w:spacing w:line="240" w:lineRule="auto"/>
+      </w:pPr>
+      <w:r>
         <w:t>&lt;i</w:t>
       </w:r>
       <w:r>
@@ -1542,34 +1641,6 @@
       <w:proofErr w:type="spellEnd"/>
       <w:r>
         <w:t>&gt;</w:t>
-      </w:r>
-    </w:p>
-    <w:p>
-      <w:pPr>
-        <w:spacing w:line="240" w:lineRule="auto"/>
-      </w:pPr>
-      <w:r>
-        <w:t>&lt;real</w:t>
-      </w:r>
-      <w:proofErr w:type="gramStart"/>
-      <w:r>
-        <w:t>&gt; ::=</w:t>
-      </w:r>
-      <w:proofErr w:type="gramEnd"/>
-      <w:r>
-        <w:t xml:space="preserve"> </w:t>
-      </w:r>
-      <w:r>
-        <w:t>&lt;</w:t>
-      </w:r>
-      <w:r>
-        <w:t>integer</w:t>
-      </w:r>
-      <w:r>
-        <w:t>&gt; “.” &lt;</w:t>
-      </w:r>
-      <w:r>
-        <w:t>digits&gt;</w:t>
       </w:r>
     </w:p>
     <w:p>
@@ -1674,6 +1745,7 @@
         <w:rPr>
           <w:lang w:val="it-IT"/>
         </w:rPr>
+        <w:lastRenderedPageBreak/>
         <w:t>&lt;non_zero_digit&gt; ::= “1” |  “2” | “3” | “4” | “5” | “6” | “7” | “8” | “9”</w:t>
       </w:r>
     </w:p>

--- a/Geometry_DSL_BNF.docx
+++ b/Geometry_DSL_BNF.docx
@@ -51,15 +51,7 @@
         <w:spacing w:line="240" w:lineRule="auto"/>
       </w:pPr>
       <w:r>
-        <w:t>&lt;program</w:t>
-      </w:r>
-      <w:proofErr w:type="gramStart"/>
-      <w:r>
-        <w:t>&gt; ::=</w:t>
-      </w:r>
-      <w:proofErr w:type="gramEnd"/>
-      <w:r>
-        <w:t xml:space="preserve"> &lt;statement</w:t>
+        <w:t>&lt;program&gt; ::= &lt;statement</w:t>
       </w:r>
       <w:r>
         <w:t>s</w:t>
@@ -73,61 +65,27 @@
         <w:spacing w:line="240" w:lineRule="auto"/>
       </w:pPr>
       <w:r>
-        <w:t>&lt;statements</w:t>
-      </w:r>
-      <w:proofErr w:type="gramStart"/>
-      <w:r>
-        <w:t>&gt; ::=</w:t>
-      </w:r>
-      <w:proofErr w:type="gramEnd"/>
-      <w:r>
-        <w:t xml:space="preserve"> &lt;statement&gt; | &lt;statement&gt; &lt;statements&gt;</w:t>
-      </w:r>
-    </w:p>
-    <w:p>
-      <w:pPr>
-        <w:spacing w:line="240" w:lineRule="auto"/>
-      </w:pPr>
-      <w:r>
-        <w:t>&lt;statement</w:t>
-      </w:r>
-      <w:proofErr w:type="gramStart"/>
-      <w:r>
-        <w:t>&gt; ::=</w:t>
-      </w:r>
-      <w:proofErr w:type="gramEnd"/>
-      <w:r>
-        <w:t xml:space="preserve"> &lt;assignment&gt; | &lt;</w:t>
-      </w:r>
-      <w:proofErr w:type="spellStart"/>
-      <w:r>
-        <w:t>if_statement</w:t>
-      </w:r>
-      <w:proofErr w:type="spellEnd"/>
+        <w:t>&lt;statements&gt; ::= &lt;statement&gt; | &lt;statement&gt; &lt;statements&gt;</w:t>
+      </w:r>
+    </w:p>
+    <w:p>
+      <w:pPr>
+        <w:spacing w:line="240" w:lineRule="auto"/>
+      </w:pPr>
+      <w:r>
+        <w:t>&lt;statement&gt; ::= &lt;assignment&gt; | &lt;if_statement&gt; | &lt;</w:t>
+      </w:r>
+      <w:r>
+        <w:t xml:space="preserve">for_loop </w:t>
+      </w:r>
       <w:r>
         <w:t>&gt; | &lt;</w:t>
       </w:r>
-      <w:proofErr w:type="spellStart"/>
-      <w:r>
-        <w:t>for_loop</w:t>
-      </w:r>
-      <w:proofErr w:type="spellEnd"/>
-      <w:r>
-        <w:t xml:space="preserve"> </w:t>
-      </w:r>
-      <w:r>
-        <w:t>&gt; | &lt;</w:t>
-      </w:r>
-      <w:proofErr w:type="spellStart"/>
       <w:r>
         <w:t>input</w:t>
       </w:r>
       <w:r>
-        <w:t>_statement</w:t>
-      </w:r>
-      <w:proofErr w:type="spellEnd"/>
-      <w:r>
-        <w:t>&gt;</w:t>
+        <w:t>_statement&gt;</w:t>
       </w:r>
     </w:p>
     <w:p>
@@ -136,121 +94,53 @@
         <w:ind w:left="2160"/>
       </w:pPr>
       <w:r>
-        <w:t>| &lt;</w:t>
-      </w:r>
-      <w:proofErr w:type="spellStart"/>
-      <w:r>
-        <w:t>output_statement</w:t>
-      </w:r>
-      <w:proofErr w:type="spellEnd"/>
-      <w:r>
-        <w:t xml:space="preserve">&gt; </w:t>
-      </w:r>
-      <w:r>
-        <w:t>| &lt;</w:t>
-      </w:r>
-      <w:proofErr w:type="spellStart"/>
-      <w:r>
-        <w:t>point_definition</w:t>
-      </w:r>
-      <w:proofErr w:type="spellEnd"/>
-      <w:r>
-        <w:t>&gt; | &lt;</w:t>
-      </w:r>
-      <w:proofErr w:type="spellStart"/>
-      <w:r>
-        <w:t>line_definition</w:t>
-      </w:r>
-      <w:proofErr w:type="spellEnd"/>
-      <w:r>
-        <w:t xml:space="preserve">&gt; </w:t>
+        <w:t xml:space="preserve">| &lt;output_statement&gt; </w:t>
+      </w:r>
+      <w:r>
+        <w:t xml:space="preserve">| &lt;point_definition&gt; | &lt;line_definition&gt; </w:t>
       </w:r>
       <w:r>
         <w:t>|</w:t>
       </w:r>
       <w:r>
+        <w:t xml:space="preserve">&lt;shape_definition&gt; </w:t>
+      </w:r>
+      <w:r>
+        <w:t>| &lt;tran</w:t>
+      </w:r>
+      <w:r>
+        <w:t>sformation</w:t>
+      </w:r>
+      <w:r>
+        <w:t>_statement&gt;</w:t>
+      </w:r>
+    </w:p>
+    <w:p>
+      <w:pPr>
+        <w:spacing w:line="240" w:lineRule="auto"/>
+      </w:pPr>
+      <w:r>
+        <w:t>&lt;if_statement&gt; ::= “if” &lt;condition&gt; &lt;statements &gt; &lt;</w:t>
+      </w:r>
+      <w:r>
+        <w:t>optional_</w:t>
+      </w:r>
+      <w:r>
+        <w:t>else&gt; “end if”</w:t>
+      </w:r>
+    </w:p>
+    <w:p>
+      <w:pPr>
+        <w:spacing w:line="240" w:lineRule="auto"/>
+      </w:pPr>
+      <w:r>
         <w:t>&lt;</w:t>
       </w:r>
-      <w:proofErr w:type="spellStart"/>
-      <w:r>
-        <w:t>shape_definition</w:t>
-      </w:r>
-      <w:proofErr w:type="spellEnd"/>
-      <w:r>
-        <w:t xml:space="preserve">&gt; </w:t>
-      </w:r>
-      <w:r>
-        <w:t>| &lt;</w:t>
-      </w:r>
-      <w:proofErr w:type="spellStart"/>
-      <w:r>
-        <w:t>tran</w:t>
-      </w:r>
-      <w:r>
-        <w:t>sformation</w:t>
-      </w:r>
-      <w:r>
-        <w:t>_statement</w:t>
-      </w:r>
-      <w:proofErr w:type="spellEnd"/>
-      <w:r>
-        <w:t>&gt;</w:t>
-      </w:r>
-    </w:p>
-    <w:p>
-      <w:pPr>
-        <w:spacing w:line="240" w:lineRule="auto"/>
-      </w:pPr>
-      <w:r>
-        <w:t>&lt;</w:t>
-      </w:r>
-      <w:proofErr w:type="spellStart"/>
-      <w:r>
-        <w:t>if_statement</w:t>
-      </w:r>
-      <w:proofErr w:type="spellEnd"/>
-      <w:proofErr w:type="gramStart"/>
-      <w:r>
-        <w:t>&gt; ::=</w:t>
-      </w:r>
-      <w:proofErr w:type="gramEnd"/>
-      <w:r>
-        <w:t xml:space="preserve"> “if” &lt;condition&gt; &lt;statements &gt; &lt;</w:t>
-      </w:r>
-      <w:proofErr w:type="spellStart"/>
       <w:r>
         <w:t>optional_</w:t>
       </w:r>
       <w:r>
-        <w:t>else</w:t>
-      </w:r>
-      <w:proofErr w:type="spellEnd"/>
-      <w:r>
-        <w:t>&gt; “end if”</w:t>
-      </w:r>
-    </w:p>
-    <w:p>
-      <w:pPr>
-        <w:spacing w:line="240" w:lineRule="auto"/>
-      </w:pPr>
-      <w:r>
-        <w:t>&lt;</w:t>
-      </w:r>
-      <w:proofErr w:type="spellStart"/>
-      <w:r>
-        <w:t>optional_</w:t>
-      </w:r>
-      <w:r>
-        <w:t>else</w:t>
-      </w:r>
-      <w:proofErr w:type="spellEnd"/>
-      <w:proofErr w:type="gramStart"/>
-      <w:r>
-        <w:t>&gt; ::=</w:t>
-      </w:r>
-      <w:proofErr w:type="gramEnd"/>
-      <w:r>
-        <w:t xml:space="preserve"> “else” &lt;statements&gt; | </w:t>
+        <w:t xml:space="preserve">else&gt; ::= “else” &lt;statements&gt; | </w:t>
       </w:r>
       <w:r>
         <w:t>epsilo</w:t>
@@ -271,44 +161,187 @@
         <w:spacing w:line="240" w:lineRule="auto"/>
       </w:pPr>
       <w:r>
+        <w:t>&lt;for_loop&gt; ::= “for” &lt;identifier&gt; “in” &lt;</w:t>
+      </w:r>
+      <w:r>
+        <w:t>shape_collection</w:t>
+      </w:r>
+      <w:r>
+        <w:t xml:space="preserve"> </w:t>
+      </w:r>
+      <w:r>
+        <w:t>&gt;</w:t>
+      </w:r>
+      <w:r>
+        <w:t xml:space="preserve"> </w:t>
+      </w:r>
+      <w:r>
+        <w:t>&lt;statement</w:t>
+      </w:r>
+      <w:r>
+        <w:t>s</w:t>
+      </w:r>
+      <w:r>
+        <w:t>&gt; “end for”</w:t>
+      </w:r>
+    </w:p>
+    <w:p>
+      <w:pPr>
+        <w:spacing w:line="240" w:lineRule="auto"/>
+      </w:pPr>
+      <w:r>
+        <w:t>&lt;input_statement&gt; ::= “input” &lt;identifier&gt;</w:t>
+      </w:r>
+    </w:p>
+    <w:p>
+      <w:pPr>
+        <w:spacing w:line="240" w:lineRule="auto"/>
+      </w:pPr>
+      <w:r>
+        <w:t>&lt;output_statement&gt; ::= “output” &lt;expression&gt;</w:t>
+      </w:r>
+      <w:r>
+        <w:t xml:space="preserve"> | “output” &lt;string&gt;</w:t>
+      </w:r>
+    </w:p>
+    <w:p>
+      <w:pPr>
+        <w:spacing w:line="240" w:lineRule="auto"/>
+      </w:pPr>
+      <w:r>
+        <w:t>&lt;transformation_statement&gt; ::= &lt;translate&gt; | &lt;rotate&gt; | &lt;scale&gt;</w:t>
+      </w:r>
+    </w:p>
+    <w:p>
+      <w:pPr>
+        <w:spacing w:line="240" w:lineRule="auto"/>
+      </w:pPr>
+      <w:r>
+        <w:t>&lt;point_definition&gt;</w:t>
+      </w:r>
+      <w:r>
+        <w:t xml:space="preserve"> ::=  “point” &lt;</w:t>
+      </w:r>
+      <w:r>
+        <w:t>identifier</w:t>
+      </w:r>
+      <w:r>
+        <w:t>&gt; “=” &lt;point&gt;</w:t>
+      </w:r>
+    </w:p>
+    <w:p>
+      <w:pPr>
+        <w:spacing w:line="240" w:lineRule="auto"/>
+      </w:pPr>
+      <w:r>
         <w:t>&lt;</w:t>
       </w:r>
-      <w:proofErr w:type="spellStart"/>
-      <w:r>
-        <w:t>for_loop</w:t>
-      </w:r>
-      <w:proofErr w:type="spellEnd"/>
-      <w:proofErr w:type="gramStart"/>
+      <w:r>
+        <w:t>point_list</w:t>
+      </w:r>
       <w:r>
         <w:t>&gt; ::=</w:t>
       </w:r>
-      <w:proofErr w:type="gramEnd"/>
-      <w:r>
-        <w:t xml:space="preserve"> “for” &lt;identifier&gt; “in” &lt;</w:t>
-      </w:r>
-      <w:proofErr w:type="spellStart"/>
-      <w:r>
-        <w:t>shape_collection</w:t>
-      </w:r>
-      <w:proofErr w:type="spellEnd"/>
+      <w:r>
+        <w:t xml:space="preserve"> &lt;point&gt; | &lt;point&gt; “,” &lt;point_list&gt;</w:t>
+      </w:r>
+    </w:p>
+    <w:p>
+      <w:pPr>
+        <w:spacing w:line="240" w:lineRule="auto"/>
+      </w:pPr>
+      <w:r>
+        <w:t>&lt;point&gt; ::= “(“ &lt;number&gt; “,” &lt;number&gt; “)”</w:t>
+      </w:r>
+      <w:r>
+        <w:tab/>
+      </w:r>
+    </w:p>
+    <w:p>
+      <w:pPr>
+        <w:spacing w:line="240" w:lineRule="auto"/>
+      </w:pPr>
+      <w:r>
+        <w:t xml:space="preserve">&lt;line_definition&gt; ::= “line” </w:t>
+      </w:r>
+      <w:r>
+        <w:t xml:space="preserve">&lt;identifier&gt; “=” </w:t>
+      </w:r>
+      <w:r>
+        <w:t>&lt;point</w:t>
+      </w:r>
+      <w:r>
+        <w:t>_reference</w:t>
+      </w:r>
+      <w:r>
+        <w:t xml:space="preserve">&gt; </w:t>
+      </w:r>
+      <w:r>
+        <w:t>“</w:t>
+      </w:r>
+      <w:r>
+        <w:t>-&gt;</w:t>
+      </w:r>
+      <w:r>
+        <w:t>”</w:t>
+      </w:r>
       <w:r>
         <w:t xml:space="preserve"> </w:t>
       </w:r>
       <w:r>
+        <w:t>&lt;point</w:t>
+      </w:r>
+      <w:r>
+        <w:t>_reference</w:t>
+      </w:r>
+      <w:r>
         <w:t>&gt;</w:t>
       </w:r>
+    </w:p>
+    <w:p>
+      <w:pPr>
+        <w:spacing w:line="240" w:lineRule="auto"/>
+      </w:pPr>
+      <w:r>
+        <w:t>&lt;shape_collection&gt; ::= &lt;shape_list&gt; | &lt;identifier&gt;</w:t>
+      </w:r>
+    </w:p>
+    <w:p>
+      <w:pPr>
+        <w:spacing w:line="240" w:lineRule="auto"/>
+      </w:pPr>
+      <w:r>
+        <w:t>&lt;shape_definition&gt; ::= &lt;triangle_definition&gt; | &lt;rectangle_definition&gt; | &lt;circle_definition&gt;</w:t>
+      </w:r>
+    </w:p>
+    <w:p>
+      <w:pPr>
+        <w:spacing w:line="240" w:lineRule="auto"/>
+      </w:pPr>
+      <w:r>
+        <w:t xml:space="preserve">&lt;shape_list&gt; ::= </w:t>
+      </w:r>
+      <w:r>
+        <w:t xml:space="preserve">“[“ </w:t>
+      </w:r>
+      <w:r>
+        <w:t>&lt;</w:t>
+      </w:r>
+      <w:r>
+        <w:t>identifier</w:t>
+      </w:r>
+      <w:r>
+        <w:t>_list</w:t>
+      </w:r>
+      <w:r>
+        <w:t>&gt;</w:t>
+      </w:r>
+      <w:r>
+        <w:t xml:space="preserve"> “]”</w:t>
+      </w:r>
       <w:r>
         <w:t xml:space="preserve"> </w:t>
       </w:r>
-      <w:r>
-        <w:t>&lt;statement</w:t>
-      </w:r>
-      <w:r>
-        <w:t>s</w:t>
-      </w:r>
-      <w:r>
-        <w:t>&gt; “end for”</w:t>
-      </w:r>
     </w:p>
     <w:p>
       <w:pPr>
@@ -317,117 +350,164 @@
       <w:r>
         <w:t>&lt;</w:t>
       </w:r>
-      <w:proofErr w:type="spellStart"/>
-      <w:r>
-        <w:t>input_statement</w:t>
-      </w:r>
-      <w:proofErr w:type="spellEnd"/>
-      <w:proofErr w:type="gramStart"/>
-      <w:r>
-        <w:t>&gt; ::=</w:t>
-      </w:r>
-      <w:proofErr w:type="gramEnd"/>
-      <w:r>
-        <w:t xml:space="preserve"> “input” &lt;identifier&gt;</w:t>
-      </w:r>
-    </w:p>
-    <w:p>
-      <w:pPr>
-        <w:spacing w:line="240" w:lineRule="auto"/>
-      </w:pPr>
+      <w:r>
+        <w:t>identifier_list</w:t>
+      </w:r>
+      <w:r>
+        <w:t>&gt; ::= &lt;identifier&gt; | &lt;identifier&gt; “,” &lt;</w:t>
+      </w:r>
+      <w:r>
+        <w:t>identifier_list</w:t>
+      </w:r>
+      <w:r>
+        <w:t>&gt;</w:t>
+      </w:r>
+    </w:p>
+    <w:p>
+      <w:pPr>
+        <w:spacing w:line="240" w:lineRule="auto"/>
+      </w:pPr>
+      <w:r>
+        <w:t xml:space="preserve">&lt;triangle_definition&gt; ::= “triangle” </w:t>
+      </w:r>
+      <w:r>
+        <w:t xml:space="preserve">&lt;identifier&gt; “=”  </w:t>
+      </w:r>
       <w:r>
         <w:t>&lt;</w:t>
       </w:r>
-      <w:proofErr w:type="spellStart"/>
-      <w:r>
-        <w:t>output_statement</w:t>
-      </w:r>
-      <w:proofErr w:type="spellEnd"/>
-      <w:proofErr w:type="gramStart"/>
-      <w:r>
-        <w:t>&gt; ::=</w:t>
-      </w:r>
-      <w:proofErr w:type="gramEnd"/>
-      <w:r>
-        <w:t xml:space="preserve"> “output” &lt;expression&gt;</w:t>
-      </w:r>
-    </w:p>
-    <w:p>
-      <w:pPr>
-        <w:spacing w:line="240" w:lineRule="auto"/>
+      <w:r>
+        <w:t xml:space="preserve"> </w:t>
+      </w:r>
+      <w:r>
+        <w:t xml:space="preserve">point_reference </w:t>
+      </w:r>
+      <w:r>
+        <w:t>&gt; &lt;</w:t>
+      </w:r>
+      <w:r>
+        <w:t xml:space="preserve"> </w:t>
+      </w:r>
+      <w:r>
+        <w:t xml:space="preserve">point_reference </w:t>
+      </w:r>
+      <w:r>
+        <w:t xml:space="preserve">&gt; </w:t>
+      </w:r>
+    </w:p>
+    <w:p>
+      <w:pPr>
+        <w:spacing w:line="240" w:lineRule="auto"/>
+        <w:ind w:left="2160" w:firstLine="720"/>
       </w:pPr>
       <w:r>
         <w:t>&lt;</w:t>
       </w:r>
-      <w:proofErr w:type="spellStart"/>
-      <w:r>
-        <w:t>transformation_statement</w:t>
-      </w:r>
-      <w:proofErr w:type="spellEnd"/>
-      <w:proofErr w:type="gramStart"/>
-      <w:r>
-        <w:t>&gt; ::=</w:t>
-      </w:r>
-      <w:proofErr w:type="gramEnd"/>
-      <w:r>
-        <w:t xml:space="preserve"> &lt;translate&gt; | &lt;rotate&gt; | &lt;scale&gt;</w:t>
-      </w:r>
-    </w:p>
-    <w:p>
-      <w:pPr>
-        <w:spacing w:line="240" w:lineRule="auto"/>
-      </w:pPr>
+      <w:r>
+        <w:t xml:space="preserve"> </w:t>
+      </w:r>
+      <w:r>
+        <w:t xml:space="preserve">point_reference </w:t>
+      </w:r>
+      <w:r>
+        <w:t>&gt;</w:t>
+      </w:r>
+    </w:p>
+    <w:p>
+      <w:pPr>
+        <w:spacing w:line="240" w:lineRule="auto"/>
+      </w:pPr>
+      <w:r>
+        <w:t>&lt;point_reference&gt; ::= &lt;identifier&gt;</w:t>
+      </w:r>
+    </w:p>
+    <w:p>
+      <w:pPr>
+        <w:spacing w:line="240" w:lineRule="auto"/>
+      </w:pPr>
+      <w:r>
+        <w:t xml:space="preserve">&lt;rectangle_definition&gt; ::= “rectangle” </w:t>
+      </w:r>
+      <w:r>
+        <w:t xml:space="preserve">&lt;identifier&gt; “=” </w:t>
+      </w:r>
       <w:r>
         <w:t>&lt;</w:t>
       </w:r>
-      <w:proofErr w:type="spellStart"/>
-      <w:r>
-        <w:t>point_definition</w:t>
-      </w:r>
-      <w:proofErr w:type="spellEnd"/>
-      <w:proofErr w:type="gramStart"/>
+      <w:r>
+        <w:t xml:space="preserve"> </w:t>
+      </w:r>
+      <w:r>
+        <w:t xml:space="preserve">point_reference </w:t>
+      </w:r>
+      <w:r>
+        <w:t>&gt; &lt;</w:t>
+      </w:r>
+      <w:r>
+        <w:t xml:space="preserve"> </w:t>
+      </w:r>
+      <w:r>
+        <w:t xml:space="preserve">point_reference </w:t>
+      </w:r>
+      <w:r>
+        <w:t>&gt; &lt;</w:t>
+      </w:r>
+      <w:r>
+        <w:t xml:space="preserve"> </w:t>
+      </w:r>
+      <w:r>
+        <w:t xml:space="preserve">point_reference </w:t>
+      </w:r>
+      <w:r>
+        <w:t>&gt; &lt;</w:t>
+      </w:r>
+      <w:r>
+        <w:t xml:space="preserve"> </w:t>
+      </w:r>
+      <w:r>
+        <w:t xml:space="preserve">point_reference </w:t>
+      </w:r>
       <w:r>
         <w:t>&gt;</w:t>
       </w:r>
-      <w:r>
-        <w:t xml:space="preserve"> ::=</w:t>
-      </w:r>
-      <w:proofErr w:type="gramEnd"/>
-      <w:r>
-        <w:t xml:space="preserve">  “point” &lt;</w:t>
-      </w:r>
-      <w:r>
-        <w:t>identifier</w:t>
-      </w:r>
-      <w:r>
-        <w:t>&gt; “=” &lt;point&gt;</w:t>
-      </w:r>
-    </w:p>
-    <w:p>
-      <w:pPr>
-        <w:spacing w:line="240" w:lineRule="auto"/>
-      </w:pPr>
+    </w:p>
+    <w:p>
+      <w:pPr>
+        <w:spacing w:line="240" w:lineRule="auto"/>
+      </w:pPr>
+      <w:r>
+        <w:t xml:space="preserve">&lt;circle_definition&gt; ::= “circle” </w:t>
+      </w:r>
+      <w:r>
+        <w:t xml:space="preserve">&lt;identifier&gt; “=” </w:t>
+      </w:r>
       <w:r>
         <w:t>&lt;</w:t>
       </w:r>
-      <w:proofErr w:type="spellStart"/>
-      <w:r>
-        <w:t>point_list</w:t>
-      </w:r>
-      <w:proofErr w:type="spellEnd"/>
-      <w:proofErr w:type="gramStart"/>
-      <w:r>
-        <w:t>&gt; ::=</w:t>
-      </w:r>
-      <w:proofErr w:type="gramEnd"/>
-      <w:r>
-        <w:t xml:space="preserve"> &lt;point&gt; | &lt;point&gt; “,” &lt;</w:t>
-      </w:r>
-      <w:proofErr w:type="spellStart"/>
-      <w:r>
-        <w:t>point_list</w:t>
-      </w:r>
-      <w:proofErr w:type="spellEnd"/>
+      <w:r>
+        <w:t xml:space="preserve"> </w:t>
+      </w:r>
+      <w:r>
+        <w:t>point_reference</w:t>
+      </w:r>
+      <w:r>
+        <w:t xml:space="preserve"> </w:t>
+      </w:r>
+      <w:r>
+        <w:t xml:space="preserve">&gt; </w:t>
+      </w:r>
+      <w:r>
+        <w:t xml:space="preserve">“,” </w:t>
+      </w:r>
+      <w:r>
+        <w:t>&lt;</w:t>
+      </w:r>
+      <w:r>
+        <w:t>unsigned_</w:t>
+      </w:r>
+      <w:r>
+        <w:t>integer</w:t>
+      </w:r>
       <w:r>
         <w:t>&gt;</w:t>
       </w:r>
@@ -437,26 +517,115 @@
         <w:spacing w:line="240" w:lineRule="auto"/>
       </w:pPr>
       <w:r>
-        <w:t>&lt;point</w:t>
-      </w:r>
-      <w:proofErr w:type="gramStart"/>
-      <w:r>
-        <w:t>&gt; ::=</w:t>
-      </w:r>
-      <w:proofErr w:type="gramEnd"/>
+        <w:lastRenderedPageBreak/>
+        <w:t>&lt;assignment&gt; ::= &lt;identifier&gt; “=” &lt;expression&gt;</w:t>
+      </w:r>
+    </w:p>
+    <w:p>
+      <w:pPr>
+        <w:spacing w:line="240" w:lineRule="auto"/>
+      </w:pPr>
+      <w:r>
+        <w:t>&lt;function_call&gt; ::= &lt;area_function&gt; | &lt;perimeter_function&gt;</w:t>
+      </w:r>
+      <w:r>
+        <w:t xml:space="preserve"> |</w:t>
+      </w:r>
+      <w:r>
+        <w:t xml:space="preserve"> &lt;distance_function&gt;</w:t>
+      </w:r>
+      <w:r>
+        <w:t xml:space="preserve"> </w:t>
+      </w:r>
+    </w:p>
+    <w:p>
+      <w:pPr>
+        <w:spacing w:line="240" w:lineRule="auto"/>
+      </w:pPr>
+      <w:r>
+        <w:t>&lt;distance_function&gt; ::= “distance”  “(“ &lt;poin</w:t>
+      </w:r>
+      <w:r>
+        <w:t>_reference</w:t>
+      </w:r>
+      <w:r>
+        <w:t>&gt; “,” &lt;point</w:t>
+      </w:r>
+      <w:r>
+        <w:t>_reference</w:t>
+      </w:r>
+      <w:r>
+        <w:t>&gt; “)”</w:t>
+      </w:r>
+    </w:p>
+    <w:p>
+      <w:pPr>
+        <w:spacing w:line="240" w:lineRule="auto"/>
+      </w:pPr>
+      <w:r>
+        <w:t>&lt;area_function&gt; ::= “area” “(“ &lt;identifier&gt; “)”</w:t>
+      </w:r>
+    </w:p>
+    <w:p>
+      <w:pPr>
+        <w:spacing w:line="240" w:lineRule="auto"/>
+      </w:pPr>
+      <w:r>
+        <w:t xml:space="preserve">&lt;perimeter_function&gt; ::= </w:t>
+      </w:r>
+      <w:r>
+        <w:t>“</w:t>
+      </w:r>
+      <w:r>
+        <w:t>perimeter</w:t>
+      </w:r>
+      <w:r>
+        <w:t xml:space="preserve">” </w:t>
+      </w:r>
+      <w:r>
+        <w:t xml:space="preserve"> “(“ &lt;identifier&gt; “)”</w:t>
+      </w:r>
+    </w:p>
+    <w:p>
+      <w:pPr>
+        <w:spacing w:line="240" w:lineRule="auto"/>
+      </w:pPr>
+      <w:r>
+        <w:t>&lt;translate</w:t>
+      </w:r>
+      <w:r>
+        <w:t xml:space="preserve"> </w:t>
+      </w:r>
+      <w:r>
+        <w:t>&gt; ::= “translate” &lt;identifier&gt;</w:t>
+      </w:r>
       <w:r>
         <w:t xml:space="preserve"> “</w:t>
       </w:r>
-      <w:proofErr w:type="gramStart"/>
-      <w:r>
-        <w:t>(“ &lt;</w:t>
-      </w:r>
-      <w:proofErr w:type="gramEnd"/>
-      <w:r>
-        <w:t>number&gt; “,” &lt;number&gt; “)”</w:t>
-      </w:r>
-      <w:r>
-        <w:tab/>
+      <w:r>
+        <w:t>by</w:t>
+      </w:r>
+      <w:r>
+        <w:t>”</w:t>
+      </w:r>
+      <w:r>
+        <w:t xml:space="preserve"> &lt;point&gt;</w:t>
+      </w:r>
+    </w:p>
+    <w:p>
+      <w:pPr>
+        <w:spacing w:line="240" w:lineRule="auto"/>
+      </w:pPr>
+      <w:r>
+        <w:t>&lt;rotate&gt; ::= “rotate” &lt;identifier&gt; “by” &lt;number&gt;</w:t>
+      </w:r>
+    </w:p>
+    <w:p>
+      <w:pPr>
+        <w:spacing w:line="240" w:lineRule="auto"/>
+      </w:pPr>
+      <w:r>
+        <w:t>&lt;scale&gt; ::= “scale” &lt;identifier&gt; “by” &lt;number&gt;</w:t>
       </w:r>
     </w:p>
     <w:p>
@@ -466,817 +635,71 @@
       <w:r>
         <w:t>&lt;</w:t>
       </w:r>
-      <w:proofErr w:type="spellStart"/>
-      <w:r>
-        <w:t>line_definition</w:t>
-      </w:r>
-      <w:proofErr w:type="spellEnd"/>
-      <w:proofErr w:type="gramStart"/>
-      <w:r>
-        <w:t>&gt; ::=</w:t>
-      </w:r>
-      <w:proofErr w:type="gramEnd"/>
-      <w:r>
-        <w:t xml:space="preserve"> “line” </w:t>
-      </w:r>
-      <w:r>
-        <w:t xml:space="preserve">&lt;identifier&gt; “=” </w:t>
-      </w:r>
-      <w:r>
-        <w:t>&lt;</w:t>
-      </w:r>
-      <w:proofErr w:type="spellStart"/>
-      <w:r>
-        <w:t>point</w:t>
-      </w:r>
-      <w:r>
-        <w:t>_reference</w:t>
-      </w:r>
-      <w:proofErr w:type="spellEnd"/>
-      <w:r>
-        <w:t xml:space="preserve">&gt; </w:t>
-      </w:r>
-      <w:r>
-        <w:t>“</w:t>
-      </w:r>
-      <w:r>
-        <w:t>-&gt;</w:t>
-      </w:r>
-      <w:r>
-        <w:t>”</w:t>
+      <w:r>
+        <w:t xml:space="preserve">expression&gt; ::= </w:t>
+      </w:r>
+      <w:r>
+        <w:t xml:space="preserve">&lt;term&gt; </w:t>
+      </w:r>
+      <w:r>
+        <w:t>|</w:t>
+      </w:r>
+      <w:r>
+        <w:t>&lt;expression&gt;</w:t>
+      </w:r>
+      <w:r>
+        <w:t xml:space="preserve"> &lt;add_operator&gt; &lt;term&gt;</w:t>
+      </w:r>
+    </w:p>
+    <w:p>
+      <w:pPr>
+        <w:spacing w:line="240" w:lineRule="auto"/>
+      </w:pPr>
+      <w:r>
+        <w:t xml:space="preserve">&lt;term&gt; </w:t>
+      </w:r>
+      <w:r>
+        <w:t>::</w:t>
+      </w:r>
+      <w:r>
+        <w:t xml:space="preserve">= </w:t>
+      </w:r>
+      <w:r>
+        <w:t>&lt;factor&gt; | &lt;term&gt; &lt;multiply_operator&gt; &lt;factor&gt;</w:t>
+      </w:r>
+    </w:p>
+    <w:p>
+      <w:pPr>
+        <w:spacing w:line="240" w:lineRule="auto"/>
+      </w:pPr>
+      <w:r>
+        <w:t xml:space="preserve">&lt;factor&gt; </w:t>
+      </w:r>
+      <w:r>
+        <w:t>::</w:t>
+      </w:r>
+      <w:r>
+        <w:t xml:space="preserve">= </w:t>
+      </w:r>
+      <w:r>
+        <w:t>&lt;number&gt; | &lt;identifier&gt;</w:t>
       </w:r>
       <w:r>
         <w:t xml:space="preserve"> </w:t>
       </w:r>
       <w:r>
-        <w:t>&lt;</w:t>
-      </w:r>
-      <w:proofErr w:type="spellStart"/>
-      <w:r>
-        <w:t>point</w:t>
-      </w:r>
-      <w:r>
-        <w:t>_reference</w:t>
-      </w:r>
-      <w:proofErr w:type="spellEnd"/>
-      <w:r>
-        <w:t>&gt;</w:t>
-      </w:r>
-    </w:p>
-    <w:p>
-      <w:pPr>
-        <w:spacing w:line="240" w:lineRule="auto"/>
-      </w:pPr>
-      <w:r>
-        <w:t>&lt;</w:t>
-      </w:r>
-      <w:proofErr w:type="spellStart"/>
-      <w:r>
-        <w:t>shape_collection</w:t>
-      </w:r>
-      <w:proofErr w:type="spellEnd"/>
-      <w:proofErr w:type="gramStart"/>
-      <w:r>
-        <w:t>&gt; ::=</w:t>
-      </w:r>
-      <w:proofErr w:type="gramEnd"/>
-      <w:r>
-        <w:t xml:space="preserve"> &lt;</w:t>
-      </w:r>
-      <w:proofErr w:type="spellStart"/>
-      <w:r>
-        <w:t>shape_list</w:t>
-      </w:r>
-      <w:proofErr w:type="spellEnd"/>
-      <w:r>
-        <w:t>&gt; | &lt;identifier&gt;</w:t>
-      </w:r>
-    </w:p>
-    <w:p>
-      <w:pPr>
-        <w:spacing w:line="240" w:lineRule="auto"/>
-      </w:pPr>
-      <w:r>
-        <w:t>&lt;</w:t>
-      </w:r>
-      <w:proofErr w:type="spellStart"/>
-      <w:r>
-        <w:t>shape_definition</w:t>
-      </w:r>
-      <w:proofErr w:type="spellEnd"/>
-      <w:proofErr w:type="gramStart"/>
-      <w:r>
-        <w:t>&gt; ::=</w:t>
-      </w:r>
-      <w:proofErr w:type="gramEnd"/>
-      <w:r>
-        <w:t xml:space="preserve"> &lt;</w:t>
-      </w:r>
-      <w:proofErr w:type="spellStart"/>
-      <w:r>
-        <w:t>triangle_definition</w:t>
-      </w:r>
-      <w:proofErr w:type="spellEnd"/>
-      <w:r>
-        <w:t>&gt; | &lt;</w:t>
-      </w:r>
-      <w:proofErr w:type="spellStart"/>
-      <w:r>
-        <w:t>rectangle_definition</w:t>
-      </w:r>
-      <w:proofErr w:type="spellEnd"/>
-      <w:r>
-        <w:t>&gt; | &lt;</w:t>
-      </w:r>
-      <w:proofErr w:type="spellStart"/>
-      <w:r>
-        <w:t>circle_definition</w:t>
-      </w:r>
-      <w:proofErr w:type="spellEnd"/>
-      <w:r>
-        <w:t>&gt;</w:t>
-      </w:r>
-    </w:p>
-    <w:p>
-      <w:pPr>
-        <w:spacing w:line="240" w:lineRule="auto"/>
-      </w:pPr>
-      <w:r>
-        <w:t>&lt;</w:t>
-      </w:r>
-      <w:proofErr w:type="spellStart"/>
-      <w:r>
-        <w:t>shape_list</w:t>
-      </w:r>
-      <w:proofErr w:type="spellEnd"/>
-      <w:proofErr w:type="gramStart"/>
-      <w:r>
-        <w:t>&gt; ::=</w:t>
-      </w:r>
-      <w:proofErr w:type="gramEnd"/>
-      <w:r>
-        <w:t xml:space="preserve"> </w:t>
-      </w:r>
-      <w:r>
-        <w:t>“</w:t>
-      </w:r>
-      <w:proofErr w:type="gramStart"/>
-      <w:r>
-        <w:t xml:space="preserve">[“ </w:t>
-      </w:r>
-      <w:r>
-        <w:t>&lt;</w:t>
-      </w:r>
-      <w:proofErr w:type="spellStart"/>
-      <w:proofErr w:type="gramEnd"/>
-      <w:r>
-        <w:t>identifier</w:t>
-      </w:r>
-      <w:r>
-        <w:t>_list</w:t>
-      </w:r>
-      <w:proofErr w:type="spellEnd"/>
-      <w:r>
-        <w:t>&gt;</w:t>
-      </w:r>
-      <w:r>
-        <w:t xml:space="preserve"> “]”</w:t>
-      </w:r>
-      <w:r>
-        <w:t xml:space="preserve"> </w:t>
-      </w:r>
-    </w:p>
-    <w:p>
-      <w:pPr>
-        <w:spacing w:line="240" w:lineRule="auto"/>
-      </w:pPr>
-      <w:r>
-        <w:t>&lt;</w:t>
-      </w:r>
-      <w:proofErr w:type="spellStart"/>
-      <w:r>
-        <w:t>identifier_list</w:t>
-      </w:r>
-      <w:proofErr w:type="spellEnd"/>
-      <w:proofErr w:type="gramStart"/>
-      <w:r>
-        <w:t>&gt; ::=</w:t>
-      </w:r>
-      <w:proofErr w:type="gramEnd"/>
-      <w:r>
-        <w:t xml:space="preserve"> &lt;identifier&gt; | &lt;identifier&gt; “,” &lt;</w:t>
-      </w:r>
-      <w:proofErr w:type="spellStart"/>
-      <w:r>
-        <w:t>identifier_list</w:t>
-      </w:r>
-      <w:proofErr w:type="spellEnd"/>
-      <w:r>
-        <w:t>&gt;</w:t>
-      </w:r>
-    </w:p>
-    <w:p>
-      <w:pPr>
-        <w:spacing w:line="240" w:lineRule="auto"/>
-      </w:pPr>
-      <w:r>
-        <w:t>&lt;</w:t>
-      </w:r>
-      <w:proofErr w:type="spellStart"/>
-      <w:r>
-        <w:t>triangle_definition</w:t>
-      </w:r>
-      <w:proofErr w:type="spellEnd"/>
-      <w:proofErr w:type="gramStart"/>
-      <w:r>
-        <w:t>&gt; ::=</w:t>
-      </w:r>
-      <w:proofErr w:type="gramEnd"/>
-      <w:r>
-        <w:t xml:space="preserve"> “triangle” </w:t>
-      </w:r>
-      <w:r>
-        <w:t>&lt;identifier&gt; “</w:t>
-      </w:r>
-      <w:proofErr w:type="gramStart"/>
-      <w:r>
-        <w:t xml:space="preserve">=”  </w:t>
-      </w:r>
-      <w:r>
-        <w:t>&lt;</w:t>
-      </w:r>
-      <w:proofErr w:type="gramEnd"/>
-      <w:r>
-        <w:t xml:space="preserve"> </w:t>
-      </w:r>
-      <w:proofErr w:type="spellStart"/>
-      <w:r>
-        <w:t>point_reference</w:t>
-      </w:r>
-      <w:proofErr w:type="spellEnd"/>
-      <w:r>
-        <w:t xml:space="preserve"> </w:t>
-      </w:r>
-      <w:r>
-        <w:t>&gt; &lt;</w:t>
-      </w:r>
-      <w:r>
-        <w:t xml:space="preserve"> </w:t>
-      </w:r>
-      <w:proofErr w:type="spellStart"/>
-      <w:r>
-        <w:t>point_reference</w:t>
-      </w:r>
-      <w:proofErr w:type="spellEnd"/>
-      <w:r>
-        <w:t xml:space="preserve"> </w:t>
-      </w:r>
-      <w:r>
-        <w:t xml:space="preserve">&gt; </w:t>
-      </w:r>
-    </w:p>
-    <w:p>
-      <w:pPr>
-        <w:spacing w:line="240" w:lineRule="auto"/>
-        <w:ind w:left="2160" w:firstLine="720"/>
-      </w:pPr>
-      <w:r>
-        <w:t>&lt;</w:t>
-      </w:r>
-      <w:r>
-        <w:t xml:space="preserve"> </w:t>
-      </w:r>
-      <w:proofErr w:type="spellStart"/>
-      <w:r>
-        <w:t>point_reference</w:t>
-      </w:r>
-      <w:proofErr w:type="spellEnd"/>
-      <w:r>
-        <w:t xml:space="preserve"> </w:t>
-      </w:r>
-      <w:r>
-        <w:t>&gt;</w:t>
-      </w:r>
-    </w:p>
-    <w:p>
-      <w:pPr>
-        <w:spacing w:line="240" w:lineRule="auto"/>
-      </w:pPr>
-      <w:r>
-        <w:t>&lt;</w:t>
-      </w:r>
-      <w:proofErr w:type="spellStart"/>
-      <w:r>
-        <w:t>point_reference</w:t>
-      </w:r>
-      <w:proofErr w:type="spellEnd"/>
-      <w:proofErr w:type="gramStart"/>
-      <w:r>
-        <w:t>&gt; ::=</w:t>
-      </w:r>
-      <w:proofErr w:type="gramEnd"/>
-      <w:r>
-        <w:t xml:space="preserve"> &lt;identifier&gt;</w:t>
-      </w:r>
-    </w:p>
-    <w:p>
-      <w:pPr>
-        <w:spacing w:line="240" w:lineRule="auto"/>
-      </w:pPr>
-      <w:r>
-        <w:t>&lt;</w:t>
-      </w:r>
-      <w:proofErr w:type="spellStart"/>
-      <w:r>
-        <w:t>rectangle_definition</w:t>
-      </w:r>
-      <w:proofErr w:type="spellEnd"/>
-      <w:proofErr w:type="gramStart"/>
-      <w:r>
-        <w:t>&gt; ::=</w:t>
-      </w:r>
-      <w:proofErr w:type="gramEnd"/>
-      <w:r>
-        <w:t xml:space="preserve"> “rectangle” </w:t>
-      </w:r>
-      <w:r>
-        <w:t xml:space="preserve">&lt;identifier&gt; “=” </w:t>
-      </w:r>
-      <w:r>
-        <w:t>&lt;</w:t>
-      </w:r>
-      <w:r>
-        <w:t xml:space="preserve"> </w:t>
-      </w:r>
-      <w:proofErr w:type="spellStart"/>
-      <w:r>
-        <w:t>point_reference</w:t>
-      </w:r>
-      <w:proofErr w:type="spellEnd"/>
-      <w:r>
-        <w:t xml:space="preserve"> </w:t>
-      </w:r>
-      <w:r>
-        <w:t>&gt; &lt;</w:t>
-      </w:r>
-      <w:r>
-        <w:t xml:space="preserve"> </w:t>
-      </w:r>
-      <w:proofErr w:type="spellStart"/>
-      <w:r>
-        <w:t>point_reference</w:t>
-      </w:r>
-      <w:proofErr w:type="spellEnd"/>
-      <w:r>
-        <w:t xml:space="preserve"> </w:t>
-      </w:r>
-      <w:r>
-        <w:t>&gt; &lt;</w:t>
-      </w:r>
-      <w:r>
-        <w:t xml:space="preserve"> </w:t>
-      </w:r>
-      <w:proofErr w:type="spellStart"/>
-      <w:r>
-        <w:t>point_reference</w:t>
-      </w:r>
-      <w:proofErr w:type="spellEnd"/>
-      <w:r>
-        <w:t xml:space="preserve"> </w:t>
-      </w:r>
-      <w:r>
-        <w:t>&gt; &lt;</w:t>
-      </w:r>
-      <w:r>
-        <w:t xml:space="preserve"> </w:t>
-      </w:r>
-      <w:proofErr w:type="spellStart"/>
-      <w:r>
-        <w:t>point_reference</w:t>
-      </w:r>
-      <w:proofErr w:type="spellEnd"/>
-      <w:r>
-        <w:t xml:space="preserve"> </w:t>
-      </w:r>
-      <w:r>
-        <w:t>&gt;</w:t>
-      </w:r>
-    </w:p>
-    <w:p>
-      <w:pPr>
-        <w:spacing w:line="240" w:lineRule="auto"/>
-      </w:pPr>
-      <w:r>
-        <w:t>&lt;</w:t>
-      </w:r>
-      <w:proofErr w:type="spellStart"/>
-      <w:r>
-        <w:t>circle_definition</w:t>
-      </w:r>
-      <w:proofErr w:type="spellEnd"/>
-      <w:proofErr w:type="gramStart"/>
-      <w:r>
-        <w:t>&gt; ::=</w:t>
-      </w:r>
-      <w:proofErr w:type="gramEnd"/>
-      <w:r>
-        <w:t xml:space="preserve"> “circle” </w:t>
-      </w:r>
-      <w:r>
-        <w:t xml:space="preserve">&lt;identifier&gt; “=” </w:t>
-      </w:r>
-      <w:r>
-        <w:t>&lt;</w:t>
-      </w:r>
-      <w:r>
-        <w:t xml:space="preserve"> </w:t>
-      </w:r>
-      <w:proofErr w:type="spellStart"/>
-      <w:r>
-        <w:t>point_reference</w:t>
-      </w:r>
-      <w:proofErr w:type="spellEnd"/>
-      <w:r>
-        <w:t xml:space="preserve"> </w:t>
-      </w:r>
-      <w:r>
-        <w:t xml:space="preserve">&gt; </w:t>
-      </w:r>
-      <w:r>
-        <w:t xml:space="preserve">“,” </w:t>
-      </w:r>
-      <w:r>
-        <w:t>&lt;</w:t>
-      </w:r>
-      <w:proofErr w:type="spellStart"/>
-      <w:r>
-        <w:t>unsigned_</w:t>
-      </w:r>
-      <w:r>
-        <w:t>integer</w:t>
-      </w:r>
-      <w:proofErr w:type="spellEnd"/>
-      <w:r>
-        <w:t>&gt;</w:t>
-      </w:r>
-    </w:p>
-    <w:p>
-      <w:pPr>
-        <w:spacing w:line="240" w:lineRule="auto"/>
-      </w:pPr>
-      <w:r>
-        <w:lastRenderedPageBreak/>
-        <w:t>&lt;assignment</w:t>
-      </w:r>
-      <w:proofErr w:type="gramStart"/>
-      <w:r>
-        <w:t>&gt; ::=</w:t>
-      </w:r>
-      <w:proofErr w:type="gramEnd"/>
-      <w:r>
-        <w:t xml:space="preserve"> &lt;identifier&gt; “=” &lt;expression&gt;</w:t>
-      </w:r>
-    </w:p>
-    <w:p>
-      <w:pPr>
-        <w:spacing w:line="240" w:lineRule="auto"/>
-      </w:pPr>
-      <w:r>
-        <w:t>&lt;</w:t>
-      </w:r>
-      <w:proofErr w:type="spellStart"/>
-      <w:r>
-        <w:t>function_call</w:t>
-      </w:r>
-      <w:proofErr w:type="spellEnd"/>
-      <w:proofErr w:type="gramStart"/>
-      <w:r>
-        <w:t>&gt; ::=</w:t>
-      </w:r>
-      <w:proofErr w:type="gramEnd"/>
-      <w:r>
-        <w:t xml:space="preserve"> &lt;</w:t>
-      </w:r>
-      <w:proofErr w:type="spellStart"/>
-      <w:r>
-        <w:t>area_function</w:t>
-      </w:r>
-      <w:proofErr w:type="spellEnd"/>
-      <w:r>
-        <w:t>&gt; | &lt;</w:t>
-      </w:r>
-      <w:proofErr w:type="spellStart"/>
-      <w:r>
-        <w:t>perimeter_function</w:t>
-      </w:r>
-      <w:proofErr w:type="spellEnd"/>
-      <w:r>
-        <w:t>&gt;</w:t>
-      </w:r>
-      <w:r>
-        <w:t xml:space="preserve"> |</w:t>
-      </w:r>
-      <w:r>
-        <w:t xml:space="preserve"> &lt;</w:t>
-      </w:r>
-      <w:proofErr w:type="spellStart"/>
-      <w:r>
-        <w:t>distance_function</w:t>
-      </w:r>
-      <w:proofErr w:type="spellEnd"/>
-      <w:r>
-        <w:t>&gt;</w:t>
-      </w:r>
-      <w:r>
-        <w:t xml:space="preserve"> </w:t>
-      </w:r>
-    </w:p>
-    <w:p>
-      <w:pPr>
-        <w:spacing w:line="240" w:lineRule="auto"/>
-      </w:pPr>
-      <w:r>
-        <w:t>&lt;</w:t>
-      </w:r>
-      <w:proofErr w:type="spellStart"/>
-      <w:r>
-        <w:t>distance_function</w:t>
-      </w:r>
-      <w:proofErr w:type="spellEnd"/>
-      <w:proofErr w:type="gramStart"/>
-      <w:r>
-        <w:t>&gt; ::=</w:t>
-      </w:r>
-      <w:proofErr w:type="gramEnd"/>
-      <w:r>
-        <w:t xml:space="preserve"> “</w:t>
-      </w:r>
-      <w:proofErr w:type="gramStart"/>
-      <w:r>
-        <w:t>distance”  “(“ &lt;</w:t>
-      </w:r>
-      <w:proofErr w:type="gramEnd"/>
-      <w:r>
-        <w:t>point&gt; “,” &lt;point&gt; “)”</w:t>
-      </w:r>
-    </w:p>
-    <w:p>
-      <w:pPr>
-        <w:spacing w:line="240" w:lineRule="auto"/>
-      </w:pPr>
-      <w:r>
-        <w:t>&lt;</w:t>
-      </w:r>
-      <w:proofErr w:type="spellStart"/>
-      <w:r>
-        <w:t>area_function</w:t>
-      </w:r>
-      <w:proofErr w:type="spellEnd"/>
-      <w:proofErr w:type="gramStart"/>
-      <w:r>
-        <w:t>&gt; ::=</w:t>
-      </w:r>
-      <w:proofErr w:type="gramEnd"/>
-      <w:r>
-        <w:t xml:space="preserve"> “area” “</w:t>
-      </w:r>
-      <w:proofErr w:type="gramStart"/>
-      <w:r>
-        <w:t>(“ &lt;</w:t>
-      </w:r>
-      <w:proofErr w:type="gramEnd"/>
-      <w:r>
-        <w:t>identifier&gt; “)”</w:t>
-      </w:r>
-    </w:p>
-    <w:p>
-      <w:pPr>
-        <w:spacing w:line="240" w:lineRule="auto"/>
-      </w:pPr>
-      <w:r>
-        <w:t>&lt;</w:t>
-      </w:r>
-      <w:proofErr w:type="spellStart"/>
-      <w:r>
-        <w:t>perimeter_function</w:t>
-      </w:r>
-      <w:proofErr w:type="spellEnd"/>
-      <w:proofErr w:type="gramStart"/>
-      <w:r>
-        <w:t>&gt; ::=</w:t>
-      </w:r>
-      <w:proofErr w:type="gramEnd"/>
-      <w:r>
-        <w:t xml:space="preserve"> </w:t>
-      </w:r>
-      <w:r>
-        <w:t>“</w:t>
-      </w:r>
-      <w:proofErr w:type="gramStart"/>
-      <w:r>
-        <w:t>perimeter</w:t>
-      </w:r>
-      <w:r>
-        <w:t xml:space="preserve">” </w:t>
-      </w:r>
-      <w:r>
-        <w:t xml:space="preserve"> “(“ &lt;</w:t>
-      </w:r>
-      <w:proofErr w:type="gramEnd"/>
-      <w:r>
-        <w:t>identifier&gt; “)”</w:t>
-      </w:r>
-    </w:p>
-    <w:p>
-      <w:pPr>
-        <w:spacing w:line="240" w:lineRule="auto"/>
-      </w:pPr>
-      <w:r>
-        <w:t>&lt;translate</w:t>
-      </w:r>
-      <w:r>
-        <w:t xml:space="preserve"> </w:t>
-      </w:r>
-      <w:proofErr w:type="gramStart"/>
-      <w:r>
-        <w:t>&gt; ::=</w:t>
-      </w:r>
-      <w:proofErr w:type="gramEnd"/>
-      <w:r>
-        <w:t xml:space="preserve"> “translate” &lt;identifier&gt;</w:t>
-      </w:r>
-      <w:r>
-        <w:t xml:space="preserve"> “</w:t>
-      </w:r>
-      <w:r>
-        <w:t>by</w:t>
-      </w:r>
-      <w:r>
-        <w:t>”</w:t>
-      </w:r>
-      <w:r>
-        <w:t xml:space="preserve"> &lt;point&gt;</w:t>
-      </w:r>
-    </w:p>
-    <w:p>
-      <w:pPr>
-        <w:spacing w:line="240" w:lineRule="auto"/>
-      </w:pPr>
-      <w:r>
-        <w:t>&lt;rotate</w:t>
-      </w:r>
-      <w:proofErr w:type="gramStart"/>
-      <w:r>
-        <w:t>&gt; ::=</w:t>
-      </w:r>
-      <w:proofErr w:type="gramEnd"/>
-      <w:r>
-        <w:t xml:space="preserve"> “rotate” &lt;identifier&gt; “by” &lt;number&gt;</w:t>
-      </w:r>
-    </w:p>
-    <w:p>
-      <w:pPr>
-        <w:spacing w:line="240" w:lineRule="auto"/>
-      </w:pPr>
-      <w:r>
-        <w:t>&lt;scale</w:t>
-      </w:r>
-      <w:proofErr w:type="gramStart"/>
-      <w:r>
-        <w:t>&gt; ::=</w:t>
-      </w:r>
-      <w:proofErr w:type="gramEnd"/>
-      <w:r>
-        <w:t xml:space="preserve"> “scale” &lt;identifier&gt; “by” &lt;number&gt;</w:t>
-      </w:r>
-    </w:p>
-    <w:p>
-      <w:pPr>
-        <w:spacing w:line="240" w:lineRule="auto"/>
-      </w:pPr>
-      <w:r>
-        <w:t>&lt;</w:t>
-      </w:r>
-      <w:r>
-        <w:t>expression</w:t>
-      </w:r>
-      <w:proofErr w:type="gramStart"/>
-      <w:r>
-        <w:t>&gt; ::=</w:t>
-      </w:r>
-      <w:proofErr w:type="gramEnd"/>
-      <w:r>
-        <w:t xml:space="preserve"> </w:t>
-      </w:r>
-      <w:r>
-        <w:t xml:space="preserve">&lt;term&gt; </w:t>
-      </w:r>
-      <w:r>
-        <w:t>|</w:t>
-      </w:r>
-      <w:r>
-        <w:t>&lt;expression&gt;</w:t>
-      </w:r>
-      <w:r>
-        <w:t xml:space="preserve"> &lt;</w:t>
-      </w:r>
-      <w:proofErr w:type="spellStart"/>
-      <w:r>
-        <w:t>add_operator</w:t>
-      </w:r>
-      <w:proofErr w:type="spellEnd"/>
-      <w:r>
-        <w:t>&gt; &lt;term&gt;</w:t>
-      </w:r>
-    </w:p>
-    <w:p>
-      <w:pPr>
-        <w:spacing w:line="240" w:lineRule="auto"/>
-      </w:pPr>
-      <w:r>
-        <w:t xml:space="preserve">&lt;term&gt; = </w:t>
-      </w:r>
-      <w:r>
-        <w:t>&lt;factor&gt; | &lt;term&gt; &lt;</w:t>
-      </w:r>
-      <w:proofErr w:type="spellStart"/>
-      <w:r>
-        <w:t>multiply_operator</w:t>
-      </w:r>
-      <w:proofErr w:type="spellEnd"/>
-      <w:r>
-        <w:t>&gt; &lt;factor&gt;</w:t>
-      </w:r>
-    </w:p>
-    <w:p>
-      <w:pPr>
-        <w:spacing w:line="240" w:lineRule="auto"/>
-      </w:pPr>
-      <w:r>
-        <w:t xml:space="preserve">&lt;factor&gt; = </w:t>
-      </w:r>
-      <w:r>
-        <w:t>&lt;number&gt; | &lt;identifier&gt;</w:t>
-      </w:r>
-      <w:r>
-        <w:t xml:space="preserve"> </w:t>
-      </w:r>
-      <w:r>
-        <w:t>| “</w:t>
-      </w:r>
-      <w:proofErr w:type="gramStart"/>
-      <w:r>
-        <w:t>(“ &lt;</w:t>
-      </w:r>
-      <w:proofErr w:type="gramEnd"/>
-      <w:r>
-        <w:t>expression&gt; “)”</w:t>
-      </w:r>
-      <w:r>
-        <w:t xml:space="preserve"> | &lt;</w:t>
-      </w:r>
-      <w:proofErr w:type="spellStart"/>
-      <w:r>
-        <w:t>function_call</w:t>
-      </w:r>
-      <w:proofErr w:type="spellEnd"/>
-      <w:r>
-        <w:t>&gt;</w:t>
-      </w:r>
-      <w:r>
-        <w:t xml:space="preserve"> | &lt;</w:t>
-      </w:r>
-      <w:proofErr w:type="spellStart"/>
-      <w:r>
-        <w:t>shape_list</w:t>
-      </w:r>
-      <w:proofErr w:type="spellEnd"/>
-      <w:r>
-        <w:t>&gt;</w:t>
-      </w:r>
-    </w:p>
-    <w:p>
-      <w:pPr>
-        <w:spacing w:line="240" w:lineRule="auto"/>
-      </w:pPr>
-      <w:r>
-        <w:t>&lt;condition</w:t>
-      </w:r>
-      <w:proofErr w:type="gramStart"/>
-      <w:r>
-        <w:t>&gt; ::=</w:t>
-      </w:r>
-      <w:proofErr w:type="gramEnd"/>
-      <w:r>
-        <w:t xml:space="preserve"> &lt;expression&gt; &lt;</w:t>
-      </w:r>
-      <w:proofErr w:type="spellStart"/>
-      <w:r>
-        <w:t>comparison_operator</w:t>
-      </w:r>
-      <w:proofErr w:type="spellEnd"/>
-      <w:r>
-        <w:t>&gt; &lt;expression&gt;</w:t>
+        <w:t>| “(“ &lt;expression&gt; “)”</w:t>
+      </w:r>
+      <w:r>
+        <w:t xml:space="preserve"> | &lt;function_call&gt;</w:t>
+      </w:r>
+    </w:p>
+    <w:p>
+      <w:pPr>
+        <w:spacing w:line="240" w:lineRule="auto"/>
+      </w:pPr>
+      <w:r>
+        <w:t>&lt;condition&gt; ::= &lt;expression&gt; &lt;comparison_operator&gt; &lt;expression&gt;</w:t>
       </w:r>
     </w:p>
     <w:p>
@@ -1300,15 +723,7 @@
         <w:t xml:space="preserve">condition &gt; </w:t>
       </w:r>
       <w:r>
-        <w:t>&lt;</w:t>
-      </w:r>
-      <w:proofErr w:type="spellStart"/>
-      <w:r>
-        <w:t>logical_operator</w:t>
-      </w:r>
-      <w:proofErr w:type="spellEnd"/>
-      <w:r>
-        <w:t>&gt;</w:t>
+        <w:t>&lt;logical_operator&gt;</w:t>
       </w:r>
       <w:r>
         <w:t xml:space="preserve"> &lt;</w:t>
@@ -1326,15 +741,7 @@
         <w:ind w:left="1440" w:firstLine="720"/>
       </w:pPr>
       <w:r>
-        <w:t>| “</w:t>
-      </w:r>
-      <w:proofErr w:type="gramStart"/>
-      <w:r>
-        <w:t>(“ &lt;</w:t>
-      </w:r>
-      <w:proofErr w:type="gramEnd"/>
-      <w:r>
-        <w:t>condition&gt; “)”</w:t>
+        <w:t>| “(“ &lt;condition&gt; “)”</w:t>
       </w:r>
       <w:r>
         <w:t xml:space="preserve"> | “not” &lt;condition&gt;</w:t>
@@ -1345,203 +752,64 @@
         <w:spacing w:line="240" w:lineRule="auto"/>
       </w:pPr>
       <w:r>
-        <w:t>&lt;identifier</w:t>
-      </w:r>
-      <w:proofErr w:type="gramStart"/>
-      <w:r>
-        <w:t>&gt; ::=</w:t>
-      </w:r>
-      <w:proofErr w:type="gramEnd"/>
-      <w:r>
-        <w:t xml:space="preserve"> &lt;letter&gt; </w:t>
+        <w:t xml:space="preserve">&lt;identifier&gt; ::= &lt;letter&gt; </w:t>
       </w:r>
       <w:r>
         <w:t xml:space="preserve">| &lt;letter&gt; </w:t>
       </w:r>
       <w:r>
-        <w:t>&lt;</w:t>
-      </w:r>
-      <w:proofErr w:type="spellStart"/>
-      <w:r>
-        <w:t>identifier_rest</w:t>
-      </w:r>
-      <w:proofErr w:type="spellEnd"/>
-      <w:r>
-        <w:t>&gt;</w:t>
-      </w:r>
-    </w:p>
-    <w:p>
-      <w:pPr>
-        <w:spacing w:line="240" w:lineRule="auto"/>
-      </w:pPr>
-      <w:r>
-        <w:t>&lt;</w:t>
-      </w:r>
-      <w:proofErr w:type="spellStart"/>
-      <w:r>
-        <w:t>identifier_rest</w:t>
-      </w:r>
-      <w:proofErr w:type="spellEnd"/>
-      <w:proofErr w:type="gramStart"/>
-      <w:r>
-        <w:t>&gt; ::=</w:t>
-      </w:r>
-      <w:proofErr w:type="gramEnd"/>
-      <w:r>
-        <w:t xml:space="preserve"> &lt;</w:t>
-      </w:r>
-      <w:proofErr w:type="spellStart"/>
-      <w:r>
-        <w:t>letter_or_digit</w:t>
-      </w:r>
-      <w:proofErr w:type="spellEnd"/>
-      <w:r>
-        <w:t>&gt; | &lt;</w:t>
-      </w:r>
-      <w:proofErr w:type="spellStart"/>
-      <w:r>
-        <w:t>letter_or_digit</w:t>
-      </w:r>
-      <w:proofErr w:type="spellEnd"/>
-      <w:r>
-        <w:t>&gt; &lt;</w:t>
-      </w:r>
-      <w:proofErr w:type="spellStart"/>
-      <w:r>
-        <w:t>identifier_rest</w:t>
-      </w:r>
-      <w:proofErr w:type="spellEnd"/>
-      <w:r>
-        <w:t>&gt;</w:t>
-      </w:r>
-    </w:p>
-    <w:p>
-      <w:pPr>
-        <w:spacing w:line="240" w:lineRule="auto"/>
-      </w:pPr>
-      <w:r>
-        <w:t>&lt;</w:t>
-      </w:r>
-      <w:proofErr w:type="spellStart"/>
-      <w:r>
-        <w:t>add_operator</w:t>
-      </w:r>
-      <w:proofErr w:type="spellEnd"/>
-      <w:proofErr w:type="gramStart"/>
-      <w:r>
-        <w:t>&gt; ::=</w:t>
-      </w:r>
-      <w:proofErr w:type="gramEnd"/>
-      <w:r>
-        <w:t xml:space="preserve"> “+” | “</w:t>
-      </w:r>
-      <w:proofErr w:type="gramStart"/>
-      <w:r>
-        <w:t>-“</w:t>
-      </w:r>
-      <w:proofErr w:type="gramEnd"/>
-    </w:p>
-    <w:p>
-      <w:pPr>
-        <w:spacing w:line="240" w:lineRule="auto"/>
-      </w:pPr>
-      <w:r>
-        <w:t>&lt;</w:t>
-      </w:r>
-      <w:proofErr w:type="spellStart"/>
-      <w:r>
-        <w:t>multiply_operator</w:t>
-      </w:r>
-      <w:proofErr w:type="spellEnd"/>
-      <w:proofErr w:type="gramStart"/>
-      <w:r>
-        <w:t>&gt; ::=</w:t>
-      </w:r>
-      <w:proofErr w:type="gramEnd"/>
-      <w:r>
-        <w:t xml:space="preserve"> “*” | “/”</w:t>
-      </w:r>
-    </w:p>
-    <w:p>
-      <w:pPr>
-        <w:spacing w:line="240" w:lineRule="auto"/>
-      </w:pPr>
-      <w:r>
-        <w:t>&lt;operator</w:t>
-      </w:r>
-      <w:proofErr w:type="gramStart"/>
-      <w:r>
-        <w:t>&gt; ::=</w:t>
-      </w:r>
-      <w:proofErr w:type="gramEnd"/>
-      <w:r>
-        <w:t xml:space="preserve"> &lt;</w:t>
-      </w:r>
-      <w:proofErr w:type="spellStart"/>
-      <w:r>
-        <w:t>add_operator</w:t>
-      </w:r>
-      <w:proofErr w:type="spellEnd"/>
-      <w:r>
-        <w:t>&gt; | &lt;</w:t>
-      </w:r>
-      <w:proofErr w:type="spellStart"/>
-      <w:r>
-        <w:t>multiply_operator</w:t>
-      </w:r>
-      <w:proofErr w:type="spellEnd"/>
-      <w:r>
-        <w:t>&gt;</w:t>
-      </w:r>
-    </w:p>
-    <w:p>
-      <w:pPr>
-        <w:spacing w:line="240" w:lineRule="auto"/>
-      </w:pPr>
-      <w:r>
-        <w:t>&lt;</w:t>
-      </w:r>
-      <w:proofErr w:type="spellStart"/>
-      <w:r>
-        <w:t>comparison_operator</w:t>
-      </w:r>
-      <w:proofErr w:type="spellEnd"/>
-      <w:proofErr w:type="gramStart"/>
-      <w:r>
-        <w:t>&gt; ::=</w:t>
-      </w:r>
-      <w:proofErr w:type="gramEnd"/>
-      <w:r>
-        <w:t xml:space="preserve"> “==” | </w:t>
-      </w:r>
-      <w:proofErr w:type="gramStart"/>
-      <w:r>
-        <w:t>“!=</w:t>
-      </w:r>
-      <w:proofErr w:type="gramEnd"/>
-      <w:r>
-        <w:t>” | “&gt;” | “&lt;” | “&gt;=” | “&lt;=”</w:t>
-      </w:r>
-    </w:p>
-    <w:p>
-      <w:pPr>
-        <w:spacing w:line="240" w:lineRule="auto"/>
-      </w:pPr>
-      <w:r>
-        <w:t>&lt;</w:t>
-      </w:r>
-      <w:proofErr w:type="spellStart"/>
-      <w:r>
-        <w:t>logical_operator</w:t>
-      </w:r>
-      <w:proofErr w:type="spellEnd"/>
-      <w:proofErr w:type="gramStart"/>
-      <w:r>
-        <w:t>&gt; ::=</w:t>
-      </w:r>
-      <w:proofErr w:type="gramEnd"/>
-      <w:r>
-        <w:t xml:space="preserve"> “and” | “or”</w:t>
+        <w:t>&lt;identifier_rest&gt;</w:t>
+      </w:r>
+    </w:p>
+    <w:p>
+      <w:pPr>
+        <w:spacing w:line="240" w:lineRule="auto"/>
+      </w:pPr>
+      <w:r>
+        <w:t>&lt;identifier_rest&gt; ::= &lt;letter_or_digit&gt; | &lt;letter_or_digit&gt; &lt;identifier_rest&gt;</w:t>
+      </w:r>
+    </w:p>
+    <w:p>
+      <w:pPr>
+        <w:spacing w:line="240" w:lineRule="auto"/>
+      </w:pPr>
+      <w:r>
+        <w:t>&lt;add_operator&gt; ::= “+” | “-“</w:t>
+      </w:r>
+    </w:p>
+    <w:p>
+      <w:pPr>
+        <w:spacing w:line="240" w:lineRule="auto"/>
+      </w:pPr>
+      <w:r>
+        <w:t>&lt;multiply_operator&gt; ::= “*” | “/”</w:t>
+      </w:r>
+    </w:p>
+    <w:p>
+      <w:pPr>
+        <w:spacing w:line="240" w:lineRule="auto"/>
+      </w:pPr>
+      <w:r>
+        <w:t>&lt;operator&gt; ::=</w:t>
+      </w:r>
+      <w:r>
+        <w:t xml:space="preserve"> &lt;add_operator&gt; | &lt;multiply_operator&gt;</w:t>
+      </w:r>
+    </w:p>
+    <w:p>
+      <w:pPr>
+        <w:spacing w:line="240" w:lineRule="auto"/>
+      </w:pPr>
+      <w:r>
+        <w:t>&lt;comparison_operator&gt; ::= “==” | “!=” | “&gt;” | “&lt;” | “&gt;=” | “&lt;=”</w:t>
+      </w:r>
+    </w:p>
+    <w:p>
+      <w:pPr>
+        <w:spacing w:line="240" w:lineRule="auto"/>
+      </w:pPr>
+      <w:r>
+        <w:t>&lt;logical_operator&gt; ::= “and” | “or”</w:t>
       </w:r>
     </w:p>
     <w:p>
@@ -1569,15 +837,7 @@
         <w:spacing w:line="240" w:lineRule="auto"/>
       </w:pPr>
       <w:r>
-        <w:t>&lt;number</w:t>
-      </w:r>
-      <w:proofErr w:type="gramStart"/>
-      <w:r>
-        <w:t>&gt; ::=</w:t>
-      </w:r>
-      <w:proofErr w:type="gramEnd"/>
-      <w:r>
-        <w:t xml:space="preserve"> </w:t>
+        <w:t xml:space="preserve">&lt;number&gt; ::= </w:t>
       </w:r>
       <w:r>
         <w:t>&lt;in</w:t>
@@ -1591,15 +851,7 @@
         <w:spacing w:line="240" w:lineRule="auto"/>
       </w:pPr>
       <w:r>
-        <w:t>&lt;real</w:t>
-      </w:r>
-      <w:proofErr w:type="gramStart"/>
-      <w:r>
-        <w:t>&gt; ::=</w:t>
-      </w:r>
-      <w:proofErr w:type="gramEnd"/>
-      <w:r>
-        <w:t xml:space="preserve"> </w:t>
+        <w:t xml:space="preserve">&lt;real&gt; ::= </w:t>
       </w:r>
       <w:r>
         <w:t>&lt;integer&gt; “.” &lt;digits&gt;</w:t>
@@ -1613,79 +865,29 @@
         <w:t>&lt;i</w:t>
       </w:r>
       <w:r>
-        <w:t>nteger</w:t>
-      </w:r>
-      <w:proofErr w:type="gramStart"/>
-      <w:r>
-        <w:t>&gt; ::=</w:t>
-      </w:r>
-      <w:proofErr w:type="gramEnd"/>
-      <w:r>
-        <w:t xml:space="preserve"> </w:t>
-      </w:r>
-      <w:r>
-        <w:t>“0” | &lt;sign&gt; &lt;</w:t>
-      </w:r>
-      <w:proofErr w:type="spellStart"/>
-      <w:r>
-        <w:t>unsigned_integer</w:t>
-      </w:r>
-      <w:proofErr w:type="spellEnd"/>
-      <w:r>
-        <w:t>&gt; | &lt;</w:t>
-      </w:r>
-      <w:proofErr w:type="spellStart"/>
-      <w:r>
-        <w:t>unsigned_integer</w:t>
-      </w:r>
-      <w:proofErr w:type="spellEnd"/>
-      <w:r>
-        <w:t>&gt;</w:t>
-      </w:r>
-    </w:p>
-    <w:p>
-      <w:pPr>
-        <w:spacing w:line="240" w:lineRule="auto"/>
-      </w:pPr>
-      <w:r>
-        <w:t>&lt;sign</w:t>
-      </w:r>
-      <w:proofErr w:type="gramStart"/>
-      <w:r>
-        <w:t>&gt; ::=</w:t>
-      </w:r>
-      <w:proofErr w:type="gramEnd"/>
-      <w:r>
-        <w:t xml:space="preserve"> “+” | “</w:t>
-      </w:r>
-      <w:proofErr w:type="gramStart"/>
-      <w:r>
-        <w:t>-“</w:t>
-      </w:r>
-      <w:proofErr w:type="gramEnd"/>
-    </w:p>
-    <w:p>
-      <w:pPr>
-        <w:spacing w:line="240" w:lineRule="auto"/>
-      </w:pPr>
-      <w:r>
-        <w:t>&lt;</w:t>
-      </w:r>
-      <w:proofErr w:type="spellStart"/>
-      <w:r>
-        <w:t>letter_or_digit</w:t>
-      </w:r>
-      <w:proofErr w:type="spellEnd"/>
-      <w:proofErr w:type="gramStart"/>
-      <w:r>
-        <w:t>&gt; :</w:t>
-      </w:r>
-      <w:r>
-        <w:t>:=</w:t>
-      </w:r>
-      <w:proofErr w:type="gramEnd"/>
-      <w:r>
-        <w:t xml:space="preserve"> &lt;letter&gt; | &lt;digit&gt;</w:t>
+        <w:t xml:space="preserve">nteger&gt; ::= </w:t>
+      </w:r>
+      <w:r>
+        <w:t>“0” | &lt;sign&gt; &lt;unsigned_integer&gt; | &lt;unsigned_integer&gt;</w:t>
+      </w:r>
+    </w:p>
+    <w:p>
+      <w:pPr>
+        <w:spacing w:line="240" w:lineRule="auto"/>
+      </w:pPr>
+      <w:r>
+        <w:t>&lt;sign&gt; ::= “+” | “-“</w:t>
+      </w:r>
+    </w:p>
+    <w:p>
+      <w:pPr>
+        <w:spacing w:line="240" w:lineRule="auto"/>
+      </w:pPr>
+      <w:r>
+        <w:t>&lt;letter_or_digit&gt; :</w:t>
+      </w:r>
+      <w:r>
+        <w:t>:= &lt;letter&gt; | &lt;digit&gt;</w:t>
       </w:r>
     </w:p>
     <w:p>
@@ -1761,6 +963,36 @@
           <w:lang w:val="it-IT"/>
         </w:rPr>
         <w:t>&lt;digits&gt; ::= &lt;digit&gt; | &lt;digit&gt; &lt;digits&gt;</w:t>
+      </w:r>
+    </w:p>
+    <w:p>
+      <w:pPr>
+        <w:spacing w:line="240" w:lineRule="auto"/>
+      </w:pPr>
+      <w:r>
+        <w:t>&lt;string&gt; ::= "\"" &lt;string_characters&gt; "\""</w:t>
+      </w:r>
+    </w:p>
+    <w:p>
+      <w:pPr>
+        <w:spacing w:line="240" w:lineRule="auto"/>
+      </w:pPr>
+      <w:r>
+        <w:t>&lt;string_characters&gt; ::= &lt;string_character&gt; | &lt;string_character&gt; &lt;string_characters&gt;</w:t>
+      </w:r>
+    </w:p>
+    <w:p>
+      <w:pPr>
+        <w:spacing w:line="240" w:lineRule="auto"/>
+        <w:rPr>
+          <w:lang w:val="it-IT"/>
+        </w:rPr>
+      </w:pPr>
+      <w:r>
+        <w:rPr>
+          <w:lang w:val="it-IT"/>
+        </w:rPr>
+        <w:t>&lt;string_character&gt; ::= &lt;letter&gt; | &lt;digit&gt; | " " | "," | "." | "!" | "?"</w:t>
       </w:r>
     </w:p>
     <w:sectPr>
